--- a/informes-growth/axsome-2026-10-14/Axsome - growth - 2026-10-14.docx
+++ b/informes-growth/axsome-2026-10-14/Axsome - growth - 2026-10-14.docx
@@ -3271,7 +3271,7 @@
         <w:t xml:space="preserve"> </w:t>
       </w:r>
       <w:r>
-        <w:t xml:space="preserve">(~20 %): Nu (+19 %), Axon (+36 %), Shopify (+18 %), Snowflake (+13 %) y Samsara (+15 %), con v11 al precio actual. Liquidez de ≈27 EUR: solo se podría entrar sustituyendo a una. Axsome no sustituye a ninguna: su rentabilidad esperada es negativa.</w:t>
+        <w:t xml:space="preserve">(~20 %): Nu (+19 %), Axon (+36 %), Shopify (+18 %), Snowflake (+13 %) y Samsara (+15 %), con v11 al precio actual. Liquidez libre casi nula: solo se podría entrar sustituyendo a una. Axsome no sustituye a ninguna: su rentabilidad esperada es negativa.</w:t>
       </w:r>
     </w:p>
     <w:p>
